--- a/HR Documents/Visa Renewal Form - INJAAZ.DOCX
+++ b/HR Documents/Visa Renewal Form - INJAAZ.DOCX
@@ -2,154 +2,99 @@
 <file path=word/document.xml><?xml version="1.0" encoding="utf-8"?>
 <w:document xmlns:wpc="http://schemas.microsoft.com/office/word/2010/wordprocessingCanvas" xmlns:mc="http://schemas.openxmlformats.org/markup-compatibility/2006" xmlns:o="urn:schemas-microsoft-com:office:office" xmlns:r="http://schemas.openxmlformats.org/officeDocument/2006/relationships" xmlns:m="http://schemas.openxmlformats.org/officeDocument/2006/math" xmlns:v="urn:schemas-microsoft-com:vml" xmlns:wp14="http://schemas.microsoft.com/office/word/2010/wordprocessingDrawing" xmlns:wp="http://schemas.openxmlformats.org/drawingml/2006/wordprocessingDrawing" xmlns:w10="urn:schemas-microsoft-com:office:word" xmlns:w="http://schemas.openxmlformats.org/wordprocessingml/2006/main" xmlns:w14="http://schemas.microsoft.com/office/word/2010/wordml" xmlns:wpg="http://schemas.microsoft.com/office/word/2010/wordprocessingGroup" xmlns:wpi="http://schemas.microsoft.com/office/word/2010/wordprocessingInk" xmlns:wne="http://schemas.microsoft.com/office/word/2006/wordml" xmlns:wps="http://schemas.microsoft.com/office/word/2010/wordprocessingShape" mc:Ignorable="w14 wp14">
   <w:body>
-    <w:p>
-      <w:r>
-        <w:rPr>
-          <w:noProof/>
-        </w:rPr>
-        <w:drawing>
-          <wp:anchor distT="0" distB="0" distL="114300" distR="114300" simplePos="0" relativeHeight="251659264" behindDoc="0" locked="0" layoutInCell="1" allowOverlap="1" wp14:anchorId="7416D923" wp14:editId="2B951B43">
-            <wp:simplePos x="0" y="0"/>
-            <wp:positionH relativeFrom="column">
-              <wp:posOffset>2583023</wp:posOffset>
-            </wp:positionH>
-            <wp:positionV relativeFrom="paragraph">
-              <wp:posOffset>-380010</wp:posOffset>
-            </wp:positionV>
-            <wp:extent cx="772359" cy="700644"/>
-            <wp:effectExtent l="0" t="0" r="8890" b="4445"/>
-            <wp:wrapNone/>
-            <wp:docPr id="14" name="Picture 2"/>
-            <wp:cNvGraphicFramePr>
-              <a:graphicFrameLocks xmlns:a="http://schemas.openxmlformats.org/drawingml/2006/main" noChangeAspect="1"/>
-            </wp:cNvGraphicFramePr>
-            <a:graphic xmlns:a="http://schemas.openxmlformats.org/drawingml/2006/main">
-              <a:graphicData uri="http://schemas.openxmlformats.org/drawingml/2006/picture">
-                <pic:pic xmlns:pic="http://schemas.openxmlformats.org/drawingml/2006/picture">
-                  <pic:nvPicPr>
-                    <pic:cNvPr id="3" name="Picture 2"/>
-                    <pic:cNvPicPr>
-                      <a:picLocks noChangeAspect="1"/>
-                    </pic:cNvPicPr>
-                  </pic:nvPicPr>
-                  <pic:blipFill>
-                    <a:blip r:embed="rId7" cstate="print">
-                      <a:extLst>
-                        <a:ext uri="{28A0092B-C50C-407E-A947-70E740481C1C}">
-                          <a14:useLocalDpi xmlns:a14="http://schemas.microsoft.com/office/drawing/2010/main" val="0"/>
-                        </a:ext>
-                      </a:extLst>
-                    </a:blip>
-                    <a:stretch>
-                      <a:fillRect/>
-                    </a:stretch>
-                  </pic:blipFill>
-                  <pic:spPr>
-                    <a:xfrm>
-                      <a:off x="0" y="0"/>
-                      <a:ext cx="777277" cy="705105"/>
-                    </a:xfrm>
-                    <a:prstGeom prst="rect">
-                      <a:avLst/>
-                    </a:prstGeom>
-                  </pic:spPr>
-                </pic:pic>
-              </a:graphicData>
-            </a:graphic>
-            <wp14:sizeRelH relativeFrom="margin">
-              <wp14:pctWidth>0</wp14:pctWidth>
-            </wp14:sizeRelH>
-            <wp14:sizeRelV relativeFrom="margin">
-              <wp14:pctHeight>0</wp14:pctHeight>
-            </wp14:sizeRelV>
-          </wp:anchor>
-        </w:drawing>
-      </w:r>
-    </w:p>
-    <w:p>
-      <w:pPr>
-        <w:pStyle w:val="BodyText"/>
-        <w:ind w:left="3330"/>
-        <w:rPr>
-          <w:rFonts w:ascii="Times New Roman"/>
-          <w:sz w:val="24"/>
-          <w:szCs w:val="24"/>
-        </w:rPr>
-      </w:pPr>
-      <w:r>
-        <w:rPr>
-          <w:rFonts w:ascii="Times New Roman"/>
-          <w:color w:val="006666"/>
-          <w:sz w:val="24"/>
-          <w:szCs w:val="24"/>
-        </w:rPr>
-        <w:t xml:space="preserve">           </w:t>
-      </w:r>
-      <w:r>
-        <w:rPr>
-          <w:rFonts w:ascii="Times New Roman"/>
-          <w:color w:val="006666"/>
-          <w:sz w:val="24"/>
-          <w:szCs w:val="24"/>
-        </w:rPr>
-        <w:t xml:space="preserve">  </w:t>
-      </w:r>
-      <w:r>
-        <w:rPr>
-          <w:rFonts w:ascii="Times New Roman"/>
-          <w:color w:val="006666"/>
-          <w:sz w:val="24"/>
-          <w:szCs w:val="24"/>
-        </w:rPr>
-        <w:t xml:space="preserve">  </w:t>
-      </w:r>
-      <w:r>
-        <w:rPr>
-          <w:rFonts w:ascii="Times New Roman"/>
-          <w:color w:val="006666"/>
-          <w:sz w:val="24"/>
-          <w:szCs w:val="24"/>
-        </w:rPr>
-        <w:t xml:space="preserve"> INJAAZ</w:t>
-      </w:r>
-    </w:p>
-    <w:p>
-      <w:pPr>
-        <w:pStyle w:val="BodyText"/>
-        <w:ind w:left="4955"/>
-        <w:rPr>
-          <w:rFonts w:ascii="Times New Roman"/>
-          <w:color w:val="006666"/>
-        </w:rPr>
-      </w:pPr>
-      <w:r>
-        <w:rPr>
-          <w:rFonts w:ascii="Times New Roman"/>
-          <w:color w:val="006666"/>
-        </w:rPr>
-        <w:t xml:space="preserve">   </w:t>
-      </w:r>
-    </w:p>
-    <w:p>
-      <w:bookmarkStart w:id="0" w:name="_GoBack"/>
-      <w:bookmarkEnd w:id="0"/>
-    </w:p>
-    <w:p/>
-    <w:p>
-      <w:pPr>
-        <w:jc w:val="both"/>
-      </w:pPr>
-      <w:r>
-        <w:t>Date: ________________</w:t>
-      </w:r>
-    </w:p>
-    <w:p>
-      <w:pPr>
-        <w:jc w:val="both"/>
-      </w:pPr>
-    </w:p>
-    <w:p>
-      <w:pPr>
+    <w:tbl>
+      <w:tblPr>
+        <w:tblW w:type="auto" w:w="0"/>
+        <w:tblLayout w:type="fixed"/>
+        <w:tblLook w:firstColumn="1" w:firstRow="1" w:lastColumn="0" w:lastRow="0" w:noHBand="0" w:noVBand="1" w:val="04A0"/>
+      </w:tblPr>
+      <w:tblGrid>
+        <w:gridCol w:w="4680"/>
+        <w:gridCol w:w="4680"/>
+      </w:tblGrid>
+      <w:tr>
+        <w:trPr>
+          <w:trHeight w:val="240" w:hRule="atLeast"/>
+        </w:trPr>
+        <w:tc>
+          <w:tcPr>
+            <w:tcW w:type="dxa" w:w="7654"/>
+            <w:tcMar>
+              <w:top w:w="60" w:type="dxa"/>
+              <w:bottom w:w="0" w:type="dxa"/>
+            </w:tcMar>
+          </w:tcPr>
+          <w:p>
+            <w:pPr>
+              <w:keepLines/>
+              <w:spacing w:after="0"/>
+              <w:jc w:val="left"/>
+            </w:pPr>
+            <w:r/>
+            <w:r>
+              <w:rPr>
+                <w:rFonts w:ascii="Calibri" w:hAnsi="Calibri"/>
+                <w:b/>
+                <w:sz w:val="40"/>
+              </w:rPr>
+              <w:t>Visa Renewal Form</w:t>
+            </w:r>
+          </w:p>
+        </w:tc>
+        <w:tc>
+          <w:tcPr>
+            <w:tcW w:type="dxa" w:w="1984"/>
+            <w:tcMar>
+              <w:top w:w="60" w:type="dxa"/>
+              <w:bottom w:w="0" w:type="dxa"/>
+            </w:tcMar>
+          </w:tcPr>
+          <w:p>
+            <w:pPr>
+              <w:spacing w:after="0"/>
+              <w:jc w:val="right"/>
+            </w:pPr>
+            <w:r>
+              <w:drawing>
+                <wp:inline xmlns:a="http://schemas.openxmlformats.org/drawingml/2006/main" xmlns:pic="http://schemas.openxmlformats.org/drawingml/2006/picture">
+                  <wp:extent cx="648000" cy="609405"/>
+                  <wp:docPr id="1" name="Picture 1"/>
+                  <wp:cNvGraphicFramePr>
+                    <a:graphicFrameLocks noChangeAspect="1"/>
+                  </wp:cNvGraphicFramePr>
+                  <a:graphic>
+                    <a:graphicData uri="http://schemas.openxmlformats.org/drawingml/2006/picture">
+                      <pic:pic>
+                        <pic:nvPicPr>
+                          <pic:cNvPr id="0" name="image.png"/>
+                          <pic:cNvPicPr/>
+                        </pic:nvPicPr>
+                        <pic:blipFill>
+                          <a:blip r:embed="rId11"/>
+                          <a:stretch>
+                            <a:fillRect/>
+                          </a:stretch>
+                        </pic:blipFill>
+                        <pic:spPr>
+                          <a:xfrm>
+                            <a:off x="0" y="0"/>
+                            <a:ext cx="648000" cy="609405"/>
+                          </a:xfrm>
+                          <a:prstGeom prst="rect"/>
+                        </pic:spPr>
+                      </pic:pic>
+                    </a:graphicData>
+                  </a:graphic>
+                </wp:inline>
+              </w:drawing>
+            </w:r>
+          </w:p>
+        </w:tc>
+      </w:tr>
+    </w:tbl>
+    <w:p>
+      <w:pPr>
+        <w:spacing w:before="0"/>
         <w:jc w:val="both"/>
       </w:pPr>
       <w:r>

--- a/HR Documents/Visa Renewal Form - INJAAZ.DOCX
+++ b/HR Documents/Visa Renewal Form - INJAAZ.DOCX
@@ -114,23 +114,13 @@
         <w:jc w:val="both"/>
       </w:pPr>
       <w:r>
-        <w:t>I, ____________________</w:t>
-      </w:r>
-      <w:r>
-        <w:t>_____</w:t>
-      </w:r>
-      <w:r>
-        <w:t xml:space="preserve">__ with </w:t>
-      </w:r>
-      <w:r>
-        <w:t>ID number _________</w:t>
-      </w:r>
-      <w:r>
-        <w:t xml:space="preserve"> employed by </w:t>
-      </w:r>
-      <w:r>
-        <w:t>______________________</w:t>
-      </w:r>
+        <w:t>I, {{ employee_name }} with ID number {{ employee_id }} employed by {{ employer }}</w:t>
+      </w:r>
+      <w:r/>
+      <w:r/>
+      <w:r/>
+      <w:r/>
+      <w:r/>
     </w:p>
     <w:p>
       <w:pPr>
@@ -142,122 +132,214 @@
         <w:jc w:val="both"/>
       </w:pPr>
       <w:r>
+        <w:t xml:space="preserve"> in the position {{ position }} have completed {{ years_completed }} years. </w:t>
+      </w:r>
+      <w:proofErr w:type="gramStart"/>
+      <w:r/>
+      <w:proofErr w:type="gramEnd"/>
+      <w:r/>
+      <w:r/>
+      <w:r/>
+      <w:r/>
+      <w:r/>
+    </w:p>
+    <w:p>
+      <w:pPr>
+        <w:jc w:val="both"/>
+      </w:pPr>
+      <w:r>
+        <w:t>I would like to confirm my decision to,</w:t>
+      </w:r>
+    </w:p>
+    <w:p>
+      <w:pPr>
+        <w:jc w:val="both"/>
+      </w:pPr>
+    </w:p>
+    <w:p>
+      <w:pPr>
+        <w:jc w:val="both"/>
+      </w:pPr>
+      <w:r>
+        <w:t xml:space="preserve">1. Continue by employment with the company for the next 2 years and willing to have my visa renewed. </w:t>
+      </w:r>
+    </w:p>
+    <w:p>
+      <w:pPr>
+        <w:jc w:val="both"/>
+      </w:pPr>
+      <w:r>
+        <w:sym w:font="Wingdings" w:char="F0A8"/>
+      </w:r>
+    </w:p>
+    <w:p>
+      <w:pPr>
+        <w:jc w:val="both"/>
+      </w:pPr>
+      <w:r>
+        <w:t xml:space="preserve">2. Discontinue my service and require visa cancellation. </w:t>
+      </w:r>
+    </w:p>
+    <w:p>
+      <w:pPr>
+        <w:jc w:val="both"/>
+      </w:pPr>
+      <w:r>
+        <w:sym w:font="Wingdings" w:char="F06F"/>
+      </w:r>
+    </w:p>
+    <w:p>
+      <w:pPr>
+        <w:jc w:val="both"/>
+      </w:pPr>
+    </w:p>
+    <w:p>
+      <w:pPr>
+        <w:jc w:val="both"/>
+      </w:pPr>
+      <w:r>
+        <w:t xml:space="preserve">Note: In case I do not continue my service, I will be liable to cover any additional </w:t>
+      </w:r>
+      <w:r>
+        <w:t>charges covered by the company.</w:t>
+      </w:r>
+    </w:p>
+    <w:p>
+      <w:pPr>
+        <w:jc w:val="both"/>
+      </w:pPr>
+    </w:p>
+    <w:p>
+      <w:pPr>
+        <w:jc w:val="both"/>
+      </w:pPr>
+      <w:r>
+        <w:t>Signature of Employee: {{ employee_signature }}</w:t>
+      </w:r>
+    </w:p>
+    <w:p>
+      <w:pPr>
+        <w:jc w:val="both"/>
+      </w:pPr>
+    </w:p>
+    <w:p>
+      <w:pPr>
+        <w:jc w:val="both"/>
+      </w:pPr>
+      <w:r>
+        <w:t>INJAAZ</w:t>
+      </w:r>
+      <w:r>
+        <w:t xml:space="preserve"> LLC</w:t>
+      </w:r>
+      <w:r>
         <w:t xml:space="preserve"> </w:t>
       </w:r>
-      <w:proofErr w:type="gramStart"/>
-      <w:r>
-        <w:t>in</w:t>
-      </w:r>
-      <w:proofErr w:type="gramEnd"/>
-      <w:r>
-        <w:t xml:space="preserve"> the position _________________</w:t>
-      </w:r>
-      <w:r>
-        <w:t>_______</w:t>
-      </w:r>
-      <w:r>
-        <w:t>______</w:t>
-      </w:r>
-      <w:r>
-        <w:t>___ have completed __________</w:t>
-      </w:r>
-      <w:r>
-        <w:t xml:space="preserve"> years. </w:t>
-      </w:r>
-    </w:p>
-    <w:p>
-      <w:pPr>
-        <w:jc w:val="both"/>
-      </w:pPr>
-      <w:r>
-        <w:t>I would like to confirm my decision to,</w:t>
-      </w:r>
-    </w:p>
-    <w:p>
-      <w:pPr>
-        <w:jc w:val="both"/>
-      </w:pPr>
-    </w:p>
-    <w:p>
-      <w:pPr>
-        <w:jc w:val="both"/>
-      </w:pPr>
-      <w:r>
-        <w:t xml:space="preserve">1. Continue by employment with the company for the next 2 years and willing to have my visa renewed. </w:t>
-      </w:r>
-    </w:p>
-    <w:p>
-      <w:pPr>
-        <w:jc w:val="both"/>
-      </w:pPr>
-      <w:r>
-        <w:sym w:font="Wingdings" w:char="F0A8"/>
-      </w:r>
-    </w:p>
-    <w:p>
-      <w:pPr>
-        <w:jc w:val="both"/>
-      </w:pPr>
-      <w:r>
-        <w:t xml:space="preserve">2. Discontinue my service and require visa cancellation. </w:t>
-      </w:r>
-    </w:p>
-    <w:p>
-      <w:pPr>
-        <w:jc w:val="both"/>
-      </w:pPr>
-      <w:r>
-        <w:sym w:font="Wingdings" w:char="F06F"/>
-      </w:r>
-    </w:p>
-    <w:p>
-      <w:pPr>
-        <w:jc w:val="both"/>
-      </w:pPr>
-    </w:p>
-    <w:p>
-      <w:pPr>
-        <w:jc w:val="both"/>
-      </w:pPr>
-      <w:r>
-        <w:t xml:space="preserve">Note: In case I do not continue my service, I will be liable to cover any additional </w:t>
-      </w:r>
-      <w:r>
-        <w:t>charges covered by the company.</w:t>
-      </w:r>
-    </w:p>
-    <w:p>
-      <w:pPr>
-        <w:jc w:val="both"/>
-      </w:pPr>
-    </w:p>
-    <w:p>
-      <w:pPr>
-        <w:jc w:val="both"/>
-      </w:pPr>
-      <w:r>
-        <w:t>Signature of Employee:</w:t>
-      </w:r>
-    </w:p>
-    <w:p>
-      <w:pPr>
-        <w:jc w:val="both"/>
-      </w:pPr>
-    </w:p>
-    <w:p>
-      <w:pPr>
-        <w:jc w:val="both"/>
-      </w:pPr>
-      <w:r>
-        <w:t>INJAAZ</w:t>
-      </w:r>
-      <w:r>
-        <w:t xml:space="preserve"> LLC</w:t>
-      </w:r>
-      <w:r>
-        <w:t xml:space="preserve"> </w:t>
-      </w:r>
-    </w:p>
+    </w:p>
+    <w:tbl>
+      <w:tblPr>
+        <w:tblW w:type="auto" w:w="0"/>
+        <w:tblLook w:firstColumn="1" w:firstRow="1" w:lastColumn="0" w:lastRow="0" w:noHBand="0" w:noVBand="1" w:val="04A0"/>
+        <w:tblBorders>
+          <w:top w:val="single" w:sz="4" w:space="0" w:color="000000"/>
+          <w:left w:val="single" w:sz="4" w:space="0" w:color="000000"/>
+          <w:bottom w:val="single" w:sz="4" w:space="0" w:color="000000"/>
+          <w:right w:val="single" w:sz="4" w:space="0" w:color="000000"/>
+          <w:insideH w:val="single" w:sz="4" w:space="0" w:color="000000"/>
+          <w:insideV w:val="single" w:sz="4" w:space="0" w:color="000000"/>
+        </w:tblBorders>
+      </w:tblPr>
+      <w:tblGrid>
+        <w:gridCol w:w="2340"/>
+        <w:gridCol w:w="2340"/>
+        <w:gridCol w:w="2340"/>
+        <w:gridCol w:w="2340"/>
+      </w:tblGrid>
+      <w:tr>
+        <w:tc>
+          <w:tcPr>
+            <w:tcW w:type="dxa" w:w="2340"/>
+          </w:tcPr>
+          <w:p>
+            <w:r>
+              <w:t>HR Signature:</w:t>
+            </w:r>
+          </w:p>
+        </w:tc>
+        <w:tc>
+          <w:tcPr>
+            <w:tcW w:type="dxa" w:w="2340"/>
+          </w:tcPr>
+          <w:p>
+            <w:r>
+              <w:t>{{ hr_signature }}</w:t>
+            </w:r>
+          </w:p>
+        </w:tc>
+        <w:tc>
+          <w:tcPr>
+            <w:tcW w:type="dxa" w:w="2340"/>
+          </w:tcPr>
+          <w:p>
+            <w:r>
+              <w:t>GM Signature:</w:t>
+            </w:r>
+          </w:p>
+        </w:tc>
+        <w:tc>
+          <w:tcPr>
+            <w:tcW w:type="dxa" w:w="2340"/>
+          </w:tcPr>
+          <w:p>
+            <w:r>
+              <w:t>{{ gm_signature }}</w:t>
+            </w:r>
+          </w:p>
+        </w:tc>
+      </w:tr>
+      <w:tr>
+        <w:tc>
+          <w:tcPr>
+            <w:tcW w:type="dxa" w:w="2340"/>
+          </w:tcPr>
+          <w:p>
+            <w:r>
+              <w:t>Decision:</w:t>
+            </w:r>
+          </w:p>
+        </w:tc>
+        <w:tc>
+          <w:tcPr>
+            <w:tcW w:type="dxa" w:w="2340"/>
+          </w:tcPr>
+          <w:p>
+            <w:r>
+              <w:t>{{ decision_display }}</w:t>
+            </w:r>
+          </w:p>
+        </w:tc>
+        <w:tc>
+          <w:tcPr>
+            <w:tcW w:type="dxa" w:w="2340"/>
+          </w:tcPr>
+          <w:p>
+            <w:r>
+              <w:t>Date:</w:t>
+            </w:r>
+          </w:p>
+        </w:tc>
+        <w:tc>
+          <w:tcPr>
+            <w:tcW w:type="dxa" w:w="2340"/>
+          </w:tcPr>
+          <w:p>
+            <w:r>
+              <w:t>{{ form_date }}</w:t>
+            </w:r>
+          </w:p>
+        </w:tc>
+      </w:tr>
+    </w:tbl>
     <w:sectPr>
       <w:footerReference w:type="default" r:id="rId8"/>
       <w:pgSz w:w="12240" w:h="15840"/>
